--- a/corpus/synthetic/balance-dbcs-spacing__002.docx
+++ b/corpus/synthetic/balance-dbcs-spacing__002.docx
@@ -2,29 +2,69 @@
 <file path=word/document.xml><?xml version="1.0" encoding="utf-8"?>
 <w:document xmlns:w="http://schemas.openxmlformats.org/wordprocessingml/2006/main" xmlns:r="http://schemas.openxmlformats.org/officeDocument/2006/relationships" xmlns:wp="http://schemas.openxmlformats.org/drawingml/2006/wordprocessingDrawing" xmlns:a="http://schemas.openxmlformats.org/drawingml/2006/main" xmlns:pic="http://schemas.openxmlformats.org/drawingml/2006/picture" xmlns:m="http://schemas.openxmlformats.org/officeDocument/2006/math">
   <w:body>
-    <w:tbl>
-      <w:tblPr>
-        <w:tblW w:w="5000" w:type="dxa"/>
-      </w:tblPr>
-      <w:tblGrid>
-        <w:gridCol w:w="5000"/>
-      </w:tblGrid>
-      <w:tr>
-        <w:tc>
-          <w:tcPr>
-            <w:tcW w:w="5000" w:type="dxa"/>
-          </w:tcPr>
-          <w:p>
-            <w:r>
-              <w:rPr>
-                <w:spacing w:val="-34"/>
-              </w:rPr>
-              <w:t xml:space="preserve">정보화비전</w:t>
-            </w:r>
-          </w:p>
-        </w:tc>
-      </w:tr>
-    </w:tbl>
+    <w:p>
+      <w:r>
+        <w:rPr>
+          <w:rFonts w:ascii="Malgun Gothic" w:hAnsi="Malgun Gothic" w:eastAsia="Malgun Gothic"/>
+          <w:spacing w:val="-20"/>
+        </w:rPr>
+        <w:t xml:space="preserve">정보화비전및전략수립</w:t>
+      </w:r>
+    </w:p>
+    <w:p>
+      <w:r>
+        <w:rPr>
+          <w:rFonts w:ascii="맑은 고딕" w:hAnsi="맑은 고딕" w:eastAsia="맑은 고딕"/>
+          <w:spacing w:val="-20"/>
+        </w:rPr>
+        <w:t xml:space="preserve">정보화비전및전략수립</w:t>
+      </w:r>
+    </w:p>
+    <w:p>
+      <w:r>
+        <w:rPr>
+          <w:rFonts w:ascii="Malgun Gothic" w:hAnsi="Malgun Gothic" w:eastAsia="Malgun Gothic"/>
+          <w:spacing w:val="-20"/>
+        </w:rPr>
+        <w:t xml:space="preserve">あいうえおかきくけこ</w:t>
+      </w:r>
+    </w:p>
+    <w:p>
+      <w:r>
+        <w:rPr>
+          <w:rFonts w:ascii="Malgun Gothic" w:hAnsi="Malgun Gothic" w:eastAsia="Malgun Gothic"/>
+          <w:spacing w:val="-20"/>
+        </w:rPr>
+        <w:t xml:space="preserve">永和九年歲在癸丑暮春</w:t>
+      </w:r>
+    </w:p>
+    <w:p>
+      <w:r>
+        <w:rPr>
+          <w:rFonts w:ascii="바탕" w:hAnsi="바탕" w:eastAsia="바탕"/>
+          <w:spacing w:val="-20"/>
+        </w:rPr>
+        <w:t xml:space="preserve">정보화비전및전략수립</w:t>
+      </w:r>
+    </w:p>
+    <w:p>
+      <w:r>
+        <w:rPr>
+          <w:rFonts w:ascii="HY Missing Font" w:hAnsi="HY Missing Font" w:eastAsia="HY Missing Font"/>
+          <w:spacing w:val="-20"/>
+        </w:rPr>
+        <w:t xml:space="preserve">정보화비전및전략수립</w:t>
+      </w:r>
+    </w:p>
+    <w:p>
+      <w:r>
+        <w:rPr>
+          <w:rFonts w:ascii="NanumGothic" w:hAnsi="NanumGothic" w:eastAsia="NanumGothic"/>
+          <w:spacing w:val="-20"/>
+        </w:rPr>
+        <w:t xml:space="preserve">정보화비전및전략수립</w:t>
+      </w:r>
+    </w:p>
     <w:sectPr>
       <w:pgSz w:w="11906" w:h="16838"/>
       <w:pgMar w:top="1440" w:right="1440" w:bottom="1440" w:left="1440" w:header="708" w:footer="708" w:gutter="0"/>
